--- a/documents/docx/Identity and Access Management (IAM).docx
+++ b/documents/docx/Identity and Access Management (IAM).docx
@@ -3,12 +3,25 @@
 <w:document xmlns:wpc="http://schemas.microsoft.com/office/word/2010/wordprocessingCanvas" xmlns:cx="http://schemas.microsoft.com/office/drawing/2014/chartex" xmlns:cx1="http://schemas.microsoft.com/office/drawing/2015/9/8/chartex" xmlns:cx2="http://schemas.microsoft.com/office/drawing/2015/10/21/chartex" xmlns:cx3="http://schemas.microsoft.com/office/drawing/2016/5/9/chartex" xmlns:cx4="http://schemas.microsoft.com/office/drawing/2016/5/10/chartex" xmlns:cx5="http://schemas.microsoft.com/office/drawing/2016/5/11/chartex" xmlns:cx6="http://schemas.microsoft.com/office/drawing/2016/5/12/chartex" xmlns:cx7="http://schemas.microsoft.com/office/drawing/2016/5/13/chartex" xmlns:cx8="http://schemas.microsoft.com/office/drawing/2016/5/14/chartex" xmlns:mc="http://schemas.openxmlformats.org/markup-compatibility/2006" xmlns:aink="http://schemas.microsoft.com/office/drawing/2016/ink" xmlns:am3d="http://schemas.microsoft.com/office/drawing/2017/model3d" xmlns:o="urn:schemas-microsoft-com:office:office" xmlns:oel="http://schemas.microsoft.com/office/2019/extlst" xmlns:r="http://schemas.openxmlformats.org/officeDocument/2006/relationships" xmlns:m="http://schemas.openxmlformats.org/officeDocument/2006/math" xmlns:v="urn:schemas-microsoft-com:vml" xmlns:wp14="http://schemas.microsoft.com/office/word/2010/wordprocessingDrawing" xmlns:wp="http://schemas.openxmlformats.org/drawingml/2006/wordprocessingDrawing" xmlns:w10="urn:schemas-microsoft-com:office:word" xmlns:w="http://schemas.openxmlformats.org/wordprocessingml/2006/main" xmlns:w14="http://schemas.microsoft.com/office/word/2010/wordml" xmlns:w15="http://schemas.microsoft.com/office/word/2012/wordml" xmlns:w16cex="http://schemas.microsoft.com/office/word/2018/wordml/cex" xmlns:w16cid="http://schemas.microsoft.com/office/word/2016/wordml/cid" xmlns:w16="http://schemas.microsoft.com/office/word/2018/wordml" xmlns:w16du="http://schemas.microsoft.com/office/word/2023/wordml/word16du" xmlns:w16sdtdh="http://schemas.microsoft.com/office/word/2020/wordml/sdtdatahash" xmlns:w16sdtfl="http://schemas.microsoft.com/office/word/2024/wordml/sdtformatlock" xmlns:w16se="http://schemas.microsoft.com/office/word/2015/wordml/symex" xmlns:wpg="http://schemas.microsoft.com/office/word/2010/wordprocessingGroup" xmlns:wpi="http://schemas.microsoft.com/office/word/2010/wordprocessingInk" xmlns:wne="http://schemas.microsoft.com/office/word/2006/wordml" xmlns:wps="http://schemas.microsoft.com/office/word/2010/wordprocessingShape" mc:Ignorable="w14 w15 w16se w16cid w16 w16cex w16sdtdh w16sdtfl w16du wp14">
   <w:body>
     <w:p>
+      <w:pPr>
+        <w:spacing w:after="0" w:line="240" w:lineRule="auto"/>
+      </w:pPr>
       <w:r>
         <w:t>The most common and professional umbrella terms for functionality covering authentication, authorization, user registration, security, personalization, profiles, permissions, and related capabilities are:</w:t>
       </w:r>
     </w:p>
     <w:p>
       <w:pPr>
+        <w:spacing w:after="0" w:line="240" w:lineRule="auto"/>
+        <w:rPr>
+          <w:b/>
+          <w:bCs/>
+        </w:rPr>
+      </w:pPr>
+    </w:p>
+    <w:p>
+      <w:pPr>
+        <w:spacing w:after="0" w:line="240" w:lineRule="auto"/>
         <w:rPr>
           <w:b/>
           <w:bCs/>
@@ -28,6 +41,7 @@
           <w:ilvl w:val="0"/>
           <w:numId w:val="1"/>
         </w:numPr>
+        <w:spacing w:after="0" w:line="240" w:lineRule="auto"/>
       </w:pPr>
       <w:r>
         <w:rPr>
@@ -51,6 +65,7 @@
           <w:ilvl w:val="1"/>
           <w:numId w:val="1"/>
         </w:numPr>
+        <w:spacing w:after="0" w:line="240" w:lineRule="auto"/>
       </w:pPr>
       <w:r>
         <w:t>authentication,</w:t>
@@ -62,6 +77,7 @@
           <w:ilvl w:val="1"/>
           <w:numId w:val="1"/>
         </w:numPr>
+        <w:spacing w:after="0" w:line="240" w:lineRule="auto"/>
       </w:pPr>
       <w:r>
         <w:t>authorization,</w:t>
@@ -73,6 +89,7 @@
           <w:ilvl w:val="1"/>
           <w:numId w:val="1"/>
         </w:numPr>
+        <w:spacing w:after="0" w:line="240" w:lineRule="auto"/>
       </w:pPr>
       <w:r>
         <w:t>user accounts,</w:t>
@@ -84,6 +101,7 @@
           <w:ilvl w:val="1"/>
           <w:numId w:val="1"/>
         </w:numPr>
+        <w:spacing w:after="0" w:line="240" w:lineRule="auto"/>
       </w:pPr>
       <w:r>
         <w:t>roles &amp; permissions,</w:t>
@@ -95,6 +113,7 @@
           <w:ilvl w:val="1"/>
           <w:numId w:val="1"/>
         </w:numPr>
+        <w:spacing w:after="0" w:line="240" w:lineRule="auto"/>
       </w:pPr>
       <w:r>
         <w:t>security policies,</w:t>
@@ -106,6 +125,7 @@
           <w:ilvl w:val="1"/>
           <w:numId w:val="1"/>
         </w:numPr>
+        <w:spacing w:after="0" w:line="240" w:lineRule="auto"/>
       </w:pPr>
       <w:r>
         <w:t>access control,</w:t>
@@ -117,6 +137,7 @@
           <w:ilvl w:val="1"/>
           <w:numId w:val="1"/>
         </w:numPr>
+        <w:spacing w:after="0" w:line="240" w:lineRule="auto"/>
       </w:pPr>
       <w:r>
         <w:t>identity federation,</w:t>
@@ -128,20 +149,34 @@
           <w:ilvl w:val="1"/>
           <w:numId w:val="1"/>
         </w:numPr>
+        <w:spacing w:after="0" w:line="240" w:lineRule="auto"/>
       </w:pPr>
       <w:r>
         <w:t>SSO/MFA, etc.</w:t>
       </w:r>
     </w:p>
     <w:p>
+      <w:pPr>
+        <w:spacing w:after="0" w:line="240" w:lineRule="auto"/>
+      </w:pPr>
       <w:r>
         <w:pict w14:anchorId="021E1B6E">
-          <v:rect id="_x0000_i1061" style="width:0;height:1.5pt" o:hralign="center" o:hrstd="t" o:hr="t" fillcolor="#a0a0a0" stroked="f"/>
+          <v:rect id="_x0000_i1025" style="width:0;height:1.5pt" o:hralign="center" o:hrstd="t" o:hr="t" fillcolor="#a0a0a0" stroked="f"/>
         </w:pict>
       </w:r>
     </w:p>
     <w:p>
       <w:pPr>
+        <w:spacing w:after="0" w:line="240" w:lineRule="auto"/>
+        <w:rPr>
+          <w:b/>
+          <w:bCs/>
+        </w:rPr>
+      </w:pPr>
+    </w:p>
+    <w:p>
+      <w:pPr>
+        <w:spacing w:after="0" w:line="240" w:lineRule="auto"/>
         <w:rPr>
           <w:b/>
           <w:bCs/>
@@ -157,6 +192,16 @@
     </w:p>
     <w:p>
       <w:pPr>
+        <w:spacing w:after="0" w:line="240" w:lineRule="auto"/>
+        <w:rPr>
+          <w:b/>
+          <w:bCs/>
+        </w:rPr>
+      </w:pPr>
+    </w:p>
+    <w:p>
+      <w:pPr>
+        <w:spacing w:after="0" w:line="240" w:lineRule="auto"/>
         <w:rPr>
           <w:b/>
           <w:bCs/>
@@ -171,6 +216,9 @@
       </w:r>
     </w:p>
     <w:p>
+      <w:pPr>
+        <w:spacing w:after="0" w:line="240" w:lineRule="auto"/>
+      </w:pPr>
       <w:r>
         <w:t>Simpler and more user-friendly term.</w:t>
       </w:r>
@@ -185,6 +233,7 @@
           <w:ilvl w:val="0"/>
           <w:numId w:val="2"/>
         </w:numPr>
+        <w:spacing w:after="0" w:line="240" w:lineRule="auto"/>
       </w:pPr>
       <w:r>
         <w:t>registration,</w:t>
@@ -196,6 +245,7 @@
           <w:ilvl w:val="0"/>
           <w:numId w:val="2"/>
         </w:numPr>
+        <w:spacing w:after="0" w:line="240" w:lineRule="auto"/>
       </w:pPr>
       <w:r>
         <w:t>login,</w:t>
@@ -207,6 +257,7 @@
           <w:ilvl w:val="0"/>
           <w:numId w:val="2"/>
         </w:numPr>
+        <w:spacing w:after="0" w:line="240" w:lineRule="auto"/>
       </w:pPr>
       <w:r>
         <w:t>profiles,</w:t>
@@ -218,6 +269,7 @@
           <w:ilvl w:val="0"/>
           <w:numId w:val="2"/>
         </w:numPr>
+        <w:spacing w:after="0" w:line="240" w:lineRule="auto"/>
       </w:pPr>
       <w:r>
         <w:t>roles,</w:t>
@@ -229,6 +281,7 @@
           <w:ilvl w:val="0"/>
           <w:numId w:val="2"/>
         </w:numPr>
+        <w:spacing w:after="0" w:line="240" w:lineRule="auto"/>
       </w:pPr>
       <w:r>
         <w:t>permissions,</w:t>
@@ -240,25 +293,42 @@
           <w:ilvl w:val="0"/>
           <w:numId w:val="2"/>
         </w:numPr>
+        <w:spacing w:after="0" w:line="240" w:lineRule="auto"/>
       </w:pPr>
       <w:r>
         <w:t>account settings.</w:t>
       </w:r>
     </w:p>
     <w:p>
+      <w:pPr>
+        <w:spacing w:after="0" w:line="240" w:lineRule="auto"/>
+      </w:pPr>
       <w:r>
         <w:t>Good for website menus or admin panels.</w:t>
       </w:r>
     </w:p>
     <w:p>
+      <w:pPr>
+        <w:spacing w:after="0" w:line="240" w:lineRule="auto"/>
+      </w:pPr>
       <w:r>
         <w:pict w14:anchorId="580F01F5">
-          <v:rect id="_x0000_i1062" style="width:0;height:1.5pt" o:hralign="center" o:hrstd="t" o:hr="t" fillcolor="#a0a0a0" stroked="f"/>
+          <v:rect id="_x0000_i1026" style="width:0;height:1.5pt" o:hralign="center" o:hrstd="t" o:hr="t" fillcolor="#a0a0a0" stroked="f"/>
         </w:pict>
       </w:r>
     </w:p>
     <w:p>
       <w:pPr>
+        <w:spacing w:after="0" w:line="240" w:lineRule="auto"/>
+        <w:rPr>
+          <w:b/>
+          <w:bCs/>
+        </w:rPr>
+      </w:pPr>
+    </w:p>
+    <w:p>
+      <w:pPr>
+        <w:spacing w:after="0" w:line="240" w:lineRule="auto"/>
         <w:rPr>
           <w:b/>
           <w:bCs/>
@@ -273,8 +343,10 @@
       </w:r>
     </w:p>
     <w:p>
-      <w:r>
-        <w:lastRenderedPageBreak/>
+      <w:pPr>
+        <w:spacing w:after="0" w:line="240" w:lineRule="auto"/>
+      </w:pPr>
+      <w:r>
         <w:t>More consumer-oriented and intuitive.</w:t>
       </w:r>
       <w:r>
@@ -288,6 +360,7 @@
           <w:ilvl w:val="0"/>
           <w:numId w:val="3"/>
         </w:numPr>
+        <w:spacing w:after="0" w:line="240" w:lineRule="auto"/>
       </w:pPr>
       <w:r>
         <w:t>settings pages,</w:t>
@@ -299,6 +372,7 @@
           <w:ilvl w:val="0"/>
           <w:numId w:val="3"/>
         </w:numPr>
+        <w:spacing w:after="0" w:line="240" w:lineRule="auto"/>
       </w:pPr>
       <w:r>
         <w:t>dashboards,</w:t>
@@ -310,20 +384,34 @@
           <w:ilvl w:val="0"/>
           <w:numId w:val="3"/>
         </w:numPr>
+        <w:spacing w:after="0" w:line="240" w:lineRule="auto"/>
       </w:pPr>
       <w:r>
         <w:t>SaaS platforms.</w:t>
       </w:r>
     </w:p>
     <w:p>
+      <w:pPr>
+        <w:spacing w:after="0" w:line="240" w:lineRule="auto"/>
+      </w:pPr>
       <w:r>
         <w:pict w14:anchorId="52CAFA48">
-          <v:rect id="_x0000_i1063" style="width:0;height:1.5pt" o:hralign="center" o:hrstd="t" o:hr="t" fillcolor="#a0a0a0" stroked="f"/>
+          <v:rect id="_x0000_i1027" style="width:0;height:1.5pt" o:hralign="center" o:hrstd="t" o:hr="t" fillcolor="#a0a0a0" stroked="f"/>
         </w:pict>
       </w:r>
     </w:p>
     <w:p>
       <w:pPr>
+        <w:spacing w:after="0" w:line="240" w:lineRule="auto"/>
+        <w:rPr>
+          <w:b/>
+          <w:bCs/>
+        </w:rPr>
+      </w:pPr>
+    </w:p>
+    <w:p>
+      <w:pPr>
+        <w:spacing w:after="0" w:line="240" w:lineRule="auto"/>
         <w:rPr>
           <w:b/>
           <w:bCs/>
@@ -338,6 +426,9 @@
       </w:r>
     </w:p>
     <w:p>
+      <w:pPr>
+        <w:spacing w:after="0" w:line="240" w:lineRule="auto"/>
+      </w:pPr>
       <w:r>
         <w:t>Modern/cloud-oriented term.</w:t>
       </w:r>
@@ -347,14 +438,27 @@
       </w:r>
     </w:p>
     <w:p>
+      <w:pPr>
+        <w:spacing w:after="0" w:line="240" w:lineRule="auto"/>
+      </w:pPr>
       <w:r>
         <w:pict w14:anchorId="4FF08AAD">
-          <v:rect id="_x0000_i1064" style="width:0;height:1.5pt" o:hralign="center" o:hrstd="t" o:hr="t" fillcolor="#a0a0a0" stroked="f"/>
+          <v:rect id="_x0000_i1028" style="width:0;height:1.5pt" o:hralign="center" o:hrstd="t" o:hr="t" fillcolor="#a0a0a0" stroked="f"/>
         </w:pict>
       </w:r>
     </w:p>
     <w:p>
       <w:pPr>
+        <w:spacing w:after="0" w:line="240" w:lineRule="auto"/>
+        <w:rPr>
+          <w:b/>
+          <w:bCs/>
+        </w:rPr>
+      </w:pPr>
+    </w:p>
+    <w:p>
+      <w:pPr>
+        <w:spacing w:after="0" w:line="240" w:lineRule="auto"/>
         <w:rPr>
           <w:b/>
           <w:bCs/>
@@ -369,46 +473,88 @@
       </w:r>
     </w:p>
     <w:p>
+      <w:pPr>
+        <w:spacing w:after="0" w:line="240" w:lineRule="auto"/>
+      </w:pPr>
       <w:r>
         <w:t>Emphasizes permissions and protection.</w:t>
       </w:r>
     </w:p>
     <w:p>
+      <w:pPr>
+        <w:spacing w:after="0" w:line="240" w:lineRule="auto"/>
+      </w:pPr>
       <w:r>
         <w:pict w14:anchorId="5A04E59D">
-          <v:rect id="_x0000_i1065" style="width:0;height:1.5pt" o:hralign="center" o:hrstd="t" o:hr="t" fillcolor="#a0a0a0" stroked="f"/>
+          <v:rect id="_x0000_i1029" style="width:0;height:1.5pt" o:hralign="center" o:hrstd="t" o:hr="t" fillcolor="#a0a0a0" stroked="f"/>
         </w:pict>
       </w:r>
     </w:p>
     <w:p>
       <w:pPr>
-        <w:rPr>
-          <w:b/>
-          <w:bCs/>
-        </w:rPr>
-      </w:pPr>
-      <w:r>
-        <w:rPr>
-          <w:b/>
-          <w:bCs/>
-        </w:rPr>
+        <w:spacing w:after="0" w:line="240" w:lineRule="auto"/>
+        <w:rPr>
+          <w:b/>
+          <w:bCs/>
+        </w:rPr>
+      </w:pPr>
+    </w:p>
+    <w:p>
+      <w:pPr>
+        <w:spacing w:after="0" w:line="240" w:lineRule="auto"/>
+        <w:rPr>
+          <w:b/>
+          <w:bCs/>
+        </w:rPr>
+      </w:pPr>
+    </w:p>
+    <w:p>
+      <w:pPr>
+        <w:spacing w:after="0" w:line="240" w:lineRule="auto"/>
+        <w:rPr>
+          <w:b/>
+          <w:bCs/>
+        </w:rPr>
+      </w:pPr>
+      <w:r>
+        <w:rPr>
+          <w:b/>
+          <w:bCs/>
+        </w:rPr>
+        <w:lastRenderedPageBreak/>
         <w:t>5. Membership &amp; Access</w:t>
       </w:r>
     </w:p>
     <w:p>
+      <w:pPr>
+        <w:spacing w:after="0" w:line="240" w:lineRule="auto"/>
+      </w:pPr>
       <w:r>
         <w:t>Good for associations, portals, and communities like DAAB.</w:t>
       </w:r>
     </w:p>
     <w:p>
+      <w:pPr>
+        <w:spacing w:after="0" w:line="240" w:lineRule="auto"/>
+      </w:pPr>
       <w:r>
         <w:pict w14:anchorId="08E99EEA">
-          <v:rect id="_x0000_i1066" style="width:0;height:1.5pt" o:hralign="center" o:hrstd="t" o:hr="t" fillcolor="#a0a0a0" stroked="f"/>
+          <v:rect id="_x0000_i1030" style="width:0;height:1.5pt" o:hralign="center" o:hrstd="t" o:hr="t" fillcolor="#a0a0a0" stroked="f"/>
         </w:pict>
       </w:r>
     </w:p>
     <w:p>
       <w:pPr>
+        <w:spacing w:after="0" w:line="240" w:lineRule="auto"/>
+        <w:rPr>
+          <w:b/>
+          <w:bCs/>
+        </w:rPr>
+      </w:pPr>
+    </w:p>
+    <w:p>
+      <w:pPr>
+        <w:spacing w:after="0" w:line="240" w:lineRule="auto"/>
         <w:rPr>
           <w:b/>
           <w:bCs/>
@@ -423,6 +569,9 @@
       </w:r>
     </w:p>
     <w:p>
+      <w:pPr>
+        <w:spacing w:after="0" w:line="240" w:lineRule="auto"/>
+      </w:pPr>
       <w:r>
         <w:t>The best options would likely be:</w:t>
       </w:r>
@@ -433,6 +582,7 @@
           <w:ilvl w:val="0"/>
           <w:numId w:val="4"/>
         </w:numPr>
+        <w:spacing w:after="0" w:line="240" w:lineRule="auto"/>
       </w:pPr>
       <w:r>
         <w:rPr>
@@ -448,6 +598,7 @@
           <w:ilvl w:val="0"/>
           <w:numId w:val="4"/>
         </w:numPr>
+        <w:spacing w:after="0" w:line="240" w:lineRule="auto"/>
       </w:pPr>
       <w:r>
         <w:rPr>
@@ -463,6 +614,7 @@
           <w:ilvl w:val="0"/>
           <w:numId w:val="4"/>
         </w:numPr>
+        <w:spacing w:after="0" w:line="240" w:lineRule="auto"/>
       </w:pPr>
       <w:r>
         <w:rPr>
@@ -478,6 +630,7 @@
           <w:ilvl w:val="0"/>
           <w:numId w:val="4"/>
         </w:numPr>
+        <w:spacing w:after="0" w:line="240" w:lineRule="auto"/>
       </w:pPr>
       <w:r>
         <w:rPr>
@@ -493,6 +646,7 @@
           <w:ilvl w:val="0"/>
           <w:numId w:val="4"/>
         </w:numPr>
+        <w:spacing w:after="0" w:line="240" w:lineRule="auto"/>
       </w:pPr>
       <w:r>
         <w:rPr>
@@ -506,11 +660,22 @@
       </w:r>
     </w:p>
     <w:p>
+      <w:pPr>
+        <w:spacing w:after="0" w:line="240" w:lineRule="auto"/>
+      </w:pPr>
+    </w:p>
+    <w:p>
+      <w:pPr>
+        <w:spacing w:after="0" w:line="240" w:lineRule="auto"/>
+      </w:pPr>
       <w:r>
         <w:t>If this is a technical architecture section, I would recommend:</w:t>
       </w:r>
     </w:p>
     <w:p>
+      <w:pPr>
+        <w:spacing w:after="0" w:line="240" w:lineRule="auto"/>
+      </w:pPr>
       <w:r>
         <w:rPr>
           <w:b/>
@@ -520,11 +685,31 @@
       </w:r>
     </w:p>
     <w:p>
+      <w:pPr>
+        <w:spacing w:after="0" w:line="240" w:lineRule="auto"/>
+      </w:pPr>
+    </w:p>
+    <w:p>
+      <w:pPr>
+        <w:spacing w:after="0" w:line="240" w:lineRule="auto"/>
+      </w:pPr>
       <w:r>
         <w:t>If this is a user-facing menu or module title:</w:t>
       </w:r>
     </w:p>
     <w:p>
+      <w:pPr>
+        <w:spacing w:after="0" w:line="240" w:lineRule="auto"/>
+        <w:rPr>
+          <w:b/>
+          <w:bCs/>
+        </w:rPr>
+      </w:pPr>
+    </w:p>
+    <w:p>
+      <w:pPr>
+        <w:spacing w:after="0" w:line="240" w:lineRule="auto"/>
+      </w:pPr>
       <w:r>
         <w:rPr>
           <w:b/>
@@ -547,7 +732,11 @@
         <w:t>User Management</w:t>
       </w:r>
     </w:p>
-    <w:p/>
+    <w:p>
+      <w:pPr>
+        <w:spacing w:after="0" w:line="240" w:lineRule="auto"/>
+      </w:pPr>
+    </w:p>
     <w:sectPr>
       <w:pgSz w:w="12240" w:h="15840"/>
       <w:pgMar w:top="1440" w:right="1440" w:bottom="1440" w:left="1440" w:header="720" w:footer="720" w:gutter="0"/>
@@ -1775,6 +1964,7 @@
   <w:style w:type="character" w:default="1" w:styleId="DefaultParagraphFont">
     <w:name w:val="Default Paragraph Font"/>
     <w:uiPriority w:val="1"/>
+    <w:semiHidden/>
     <w:unhideWhenUsed/>
   </w:style>
   <w:style w:type="table" w:default="1" w:styleId="TableNormal">
